--- a/examples/regression/doc/02-instance-based-knn.docx
+++ b/examples/regression/doc/02-instance-based-knn.docx
@@ -220,7 +220,7 @@
         <w:rPr>
           <w:rStyle w:val="VerbatimChar"/>
         </w:rPr>
-        <w:t xml:space="preserve">##      crim      zn        indus     chas      nox       rm        age       dis       rad       tax       ptratio  </w:t>
+        <w:t xml:space="preserve">##      crim      zn        indus     chas      nox       rm        age       dis       rad       tax       ptratio   black    </w:t>
       </w:r>
       <w:r>
         <w:br/>
@@ -229,7 +229,7 @@
         <w:rPr>
           <w:rStyle w:val="VerbatimChar"/>
         </w:rPr>
-        <w:t xml:space="preserve">## [1,] "numeric" "numeric" "numeric" "integer" "numeric" "numeric" "numeric" "numeric" "integer" "numeric" "numeric"</w:t>
+        <w:t xml:space="preserve">## [1,] "numeric" "numeric" "numeric" "integer" "numeric" "numeric" "numeric" "numeric" "integer" "numeric" "numeric" "numeric"</w:t>
       </w:r>
       <w:r>
         <w:br/>
@@ -238,7 +238,7 @@
         <w:rPr>
           <w:rStyle w:val="VerbatimChar"/>
         </w:rPr>
-        <w:t xml:space="preserve">##      black     lstat     medv     </w:t>
+        <w:t xml:space="preserve">##      lstat     medv     </w:t>
       </w:r>
       <w:r>
         <w:br/>
@@ -247,7 +247,7 @@
         <w:rPr>
           <w:rStyle w:val="VerbatimChar"/>
         </w:rPr>
-        <w:t xml:space="preserve">## [1,] "numeric" "numeric" "numeric"</w:t>
+        <w:t xml:space="preserve">## [1,] "numeric" "numeric"</w:t>
       </w:r>
     </w:p>
     <w:p>

--- a/examples/regression/doc/02-instance-based-knn.docx
+++ b/examples/regression/doc/02-instance-based-knn.docx
@@ -68,6 +68,45 @@
       </w:pPr>
       <w:r>
         <w:rPr>
+          <w:rStyle w:val="FunctionTok"/>
+        </w:rPr>
+        <w:t xml:space="preserve">source</w:t>
+      </w:r>
+      <w:r>
+        <w:rPr>
+          <w:rStyle w:val="NormalTok"/>
+        </w:rPr>
+        <w:t xml:space="preserve">(</w:t>
+      </w:r>
+      <w:r>
+        <w:rPr>
+          <w:rStyle w:val="FunctionTok"/>
+        </w:rPr>
+        <w:t xml:space="preserve">url</w:t>
+      </w:r>
+      <w:r>
+        <w:rPr>
+          <w:rStyle w:val="NormalTok"/>
+        </w:rPr>
+        <w:t xml:space="preserve">(</w:t>
+      </w:r>
+      <w:r>
+        <w:rPr>
+          <w:rStyle w:val="StringTok"/>
+        </w:rPr>
+        <w:t xml:space="preserve">"https://raw.githubusercontent.com/cefet-rj-dal/daltoolbox/main/examples/seed.R"</w:t>
+      </w:r>
+      <w:r>
+        <w:rPr>
+          <w:rStyle w:val="NormalTok"/>
+        </w:rPr>
+        <w:t xml:space="preserve">))</w:t>
+      </w:r>
+      <w:r>
+        <w:br/>
+      </w:r>
+      <w:r>
+        <w:rPr>
           <w:rStyle w:val="CommentTok"/>
         </w:rPr>
         <w:t xml:space="preserve"># Regression KNN</w:t>
@@ -220,7 +259,7 @@
         <w:rPr>
           <w:rStyle w:val="VerbatimChar"/>
         </w:rPr>
-        <w:t xml:space="preserve">##      crim      zn        indus     chas      nox       rm        age       dis       rad       tax       ptratio   black    </w:t>
+        <w:t xml:space="preserve">##      crim      zn        indus     chas      nox       rm        age       dis       rad       tax       ptratio  </w:t>
       </w:r>
       <w:r>
         <w:br/>
@@ -229,7 +268,7 @@
         <w:rPr>
           <w:rStyle w:val="VerbatimChar"/>
         </w:rPr>
-        <w:t xml:space="preserve">## [1,] "numeric" "numeric" "numeric" "integer" "numeric" "numeric" "numeric" "numeric" "integer" "numeric" "numeric" "numeric"</w:t>
+        <w:t xml:space="preserve">## [1,] "numeric" "numeric" "numeric" "integer" "numeric" "numeric" "numeric" "numeric" "integer" "numeric" "numeric"</w:t>
       </w:r>
       <w:r>
         <w:br/>
@@ -238,7 +277,7 @@
         <w:rPr>
           <w:rStyle w:val="VerbatimChar"/>
         </w:rPr>
-        <w:t xml:space="preserve">##      lstat     medv     </w:t>
+        <w:t xml:space="preserve">##      black     lstat     medv     </w:t>
       </w:r>
       <w:r>
         <w:br/>
@@ -247,7 +286,7 @@
         <w:rPr>
           <w:rStyle w:val="VerbatimChar"/>
         </w:rPr>
-        <w:t xml:space="preserve">## [1,] "numeric" "numeric"</w:t>
+        <w:t xml:space="preserve">## [1,] "numeric" "numeric" "numeric"</w:t>
       </w:r>
     </w:p>
     <w:p>
@@ -409,25 +448,13 @@
         <w:rPr>
           <w:rStyle w:val="FunctionTok"/>
         </w:rPr>
-        <w:t xml:space="preserve">set.seed</w:t>
-      </w:r>
-      <w:r>
-        <w:rPr>
-          <w:rStyle w:val="NormalTok"/>
-        </w:rPr>
-        <w:t xml:space="preserve">(</w:t>
-      </w:r>
-      <w:r>
-        <w:rPr>
-          <w:rStyle w:val="DecValTok"/>
-        </w:rPr>
-        <w:t xml:space="preserve">1</w:t>
-      </w:r>
-      <w:r>
-        <w:rPr>
-          <w:rStyle w:val="NormalTok"/>
-        </w:rPr>
-        <w:t xml:space="preserve">)</w:t>
+        <w:t xml:space="preserve">set_example_seed</w:t>
+      </w:r>
+      <w:r>
+        <w:rPr>
+          <w:rStyle w:val="NormalTok"/>
+        </w:rPr>
+        <w:t xml:space="preserve">()</w:t>
       </w:r>
       <w:r>
         <w:br/>
@@ -663,6 +690,21 @@
       </w:r>
       <w:r>
         <w:rPr>
+          <w:rStyle w:val="FunctionTok"/>
+        </w:rPr>
+        <w:t xml:space="preserve">set_example_seed</w:t>
+      </w:r>
+      <w:r>
+        <w:rPr>
+          <w:rStyle w:val="NormalTok"/>
+        </w:rPr>
+        <w:t xml:space="preserve">()</w:t>
+      </w:r>
+      <w:r>
+        <w:br/>
+      </w:r>
+      <w:r>
+        <w:rPr>
           <w:rStyle w:val="NormalTok"/>
         </w:rPr>
         <w:t xml:space="preserve">model </w:t>
@@ -848,7 +890,7 @@
         <w:rPr>
           <w:rStyle w:val="VerbatimChar"/>
         </w:rPr>
-        <w:t xml:space="preserve">##        mse    smape        R2</w:t>
+        <w:t xml:space="preserve">##       mse     smape        R2</w:t>
       </w:r>
       <w:r>
         <w:br/>
@@ -857,7 +899,7 @@
         <w:rPr>
           <w:rStyle w:val="VerbatimChar"/>
         </w:rPr>
-        <w:t xml:space="preserve">## 1 27.02782 0.155995 0.6997184</w:t>
+        <w:t xml:space="preserve">## 1 22.5602 0.1477883 0.7164796</w:t>
       </w:r>
     </w:p>
     <w:p>
@@ -1016,7 +1058,7 @@
         <w:rPr>
           <w:rStyle w:val="VerbatimChar"/>
         </w:rPr>
-        <w:t xml:space="preserve">##       mse     smape       R2</w:t>
+        <w:t xml:space="preserve">##       mse     smape        R2</w:t>
       </w:r>
       <w:r>
         <w:br/>
@@ -1025,7 +1067,7 @@
         <w:rPr>
           <w:rStyle w:val="VerbatimChar"/>
         </w:rPr>
-        <w:t xml:space="preserve">## 1 26.9483 0.1791238 0.552171</w:t>
+        <w:t xml:space="preserve">## 1 43.0607 0.1873742 0.5806281</w:t>
       </w:r>
     </w:p>
     <w:p>
@@ -1163,10 +1205,10 @@
   <w:docDefaults>
     <w:rPrDefault>
       <w:rPr>
-        <w:rFonts w:asciiTheme="minorHAnsi" w:cstheme="minorBidi" w:eastAsiaTheme="minorHAnsi" w:hAnsiTheme="minorHAnsi"/>
+        <w:rFonts w:asciiTheme="minorHAnsi" w:cstheme="minorBidi" w:eastAsiaTheme="minorEastAsia" w:hAnsiTheme="minorHAnsi"/>
         <w:sz w:val="24"/>
         <w:szCs w:val="24"/>
-        <w:lang w:bidi="ar-SA" w:eastAsia="en-US" w:val="en-US"/>
+        <w:lang w:bidi="ar-SA" w:eastAsia="zh-CN" w:val="en-US"/>
       </w:rPr>
     </w:rPrDefault>
     <w:pPrDefault>
@@ -1707,13 +1749,6 @@
       </w:tblCellMar>
     </w:tblPr>
     <w:tblStylePr w:type="firstRow">
-      <w:tblPr>
-        <w:jc w:val="left"/>
-        <w:tblInd w:type="dxa" w:w="0"/>
-      </w:tblPr>
-      <w:trPr>
-        <w:jc w:val="left"/>
-      </w:trPr>
       <w:tcPr>
         <w:tcBorders>
           <w:bottom w:val="single"/>

--- a/examples/regression/doc/02-instance-based-knn.docx
+++ b/examples/regression/doc/02-instance-based-knn.docx
@@ -259,7 +259,7 @@
         <w:rPr>
           <w:rStyle w:val="VerbatimChar"/>
         </w:rPr>
-        <w:t xml:space="preserve">##      crim      zn        indus     chas      nox       rm        age       dis       rad       tax       ptratio  </w:t>
+        <w:t xml:space="preserve">##      crim      zn        indus     chas      nox       rm        age       dis       rad       tax       ptratio   black    </w:t>
       </w:r>
       <w:r>
         <w:br/>
@@ -268,7 +268,7 @@
         <w:rPr>
           <w:rStyle w:val="VerbatimChar"/>
         </w:rPr>
-        <w:t xml:space="preserve">## [1,] "numeric" "numeric" "numeric" "integer" "numeric" "numeric" "numeric" "numeric" "integer" "numeric" "numeric"</w:t>
+        <w:t xml:space="preserve">## [1,] "numeric" "numeric" "numeric" "integer" "numeric" "numeric" "numeric" "numeric" "integer" "numeric" "numeric" "numeric"</w:t>
       </w:r>
       <w:r>
         <w:br/>
@@ -277,7 +277,7 @@
         <w:rPr>
           <w:rStyle w:val="VerbatimChar"/>
         </w:rPr>
-        <w:t xml:space="preserve">##      black     lstat     medv     </w:t>
+        <w:t xml:space="preserve">##      lstat     medv     </w:t>
       </w:r>
       <w:r>
         <w:br/>
@@ -286,7 +286,7 @@
         <w:rPr>
           <w:rStyle w:val="VerbatimChar"/>
         </w:rPr>
-        <w:t xml:space="preserve">## [1,] "numeric" "numeric" "numeric"</w:t>
+        <w:t xml:space="preserve">## [1,] "numeric" "numeric"</w:t>
       </w:r>
     </w:p>
     <w:p>
